--- a/docs/Slambot_Report.docx
+++ b/docs/Slambot_Report.docx
@@ -186,7 +186,6 @@
           <w:u w:val="none"/>
         </w:rPr>
         <w:tab/>
-        <w:t>197607</w:t>
       </w:r>
     </w:p>
     <w:p>
